--- a/notebooks/I&W Reporting/I&W Report Template.docx
+++ b/notebooks/I&W Reporting/I&W Report Template.docx
@@ -30,37 +30,13 @@
         <w:t xml:space="preserve"> </w:t>
       </w:r>
       <w:r>
-        <w:t> </w:t>
-      </w:r>
-      <w:r>
-        <w:t>HTOC—</w:t>
-      </w:r>
-      <w:r>
-        <w:t>[TITLE]</w:t>
-      </w:r>
-      <w:r>
-        <w:t>/</w:t>
-      </w:r>
-      <w:r>
-        <w:t>I</w:t>
-      </w:r>
-      <w:r>
-        <w:t>&amp;</w:t>
-      </w:r>
-      <w:r>
-        <w:t>W-</w:t>
-      </w:r>
-      <w:r>
-        <w:t>YYYYMMDD</w:t>
-      </w:r>
-      <w:r>
-        <w:t>-</w:t>
-      </w:r>
-      <w:r>
-        <w:t>HHMM</w:t>
-      </w:r>
-      <w:r>
-        <w:t>-A</w:t>
+        <w:t>{{</w:t>
+      </w:r>
+      <w:r>
+        <w:t>title</w:t>
+      </w:r>
+      <w:r>
+        <w:t>}}</w:t>
       </w:r>
     </w:p>
     <w:p>
@@ -115,10 +91,37 @@
     <w:p/>
     <w:p>
       <w:r>
-        <w:t xml:space="preserve">[EXAMPLE TEXT] </w:t>
-      </w:r>
-      <w:r>
-        <w:t>108.174.58</w:t>
+        <w:t>{{</w:t>
+      </w:r>
+      <w:r>
+        <w:t>ip_address</w:t>
+      </w:r>
+      <w:r>
+        <w:t>}}</w:t>
+      </w:r>
+      <w:r>
+        <w:t xml:space="preserve"> </w:t>
+      </w:r>
+      <w:r>
+        <w:t xml:space="preserve">resolves to the </w:t>
+      </w:r>
+      <w:r>
+        <w:t xml:space="preserve">{{country}} </w:t>
+      </w:r>
+      <w:r>
+        <w:t xml:space="preserve">under </w:t>
+      </w:r>
+      <w:r>
+        <w:t>{{asn_number}}</w:t>
+      </w:r>
+      <w:r>
+        <w:t xml:space="preserve"> {{as_owner}}</w:t>
+      </w:r>
+      <w:r>
+        <w:t xml:space="preserve">, with reverse DNS resolution to domain of unknown reputation </w:t>
+      </w:r>
+      <w:r>
+        <w:t>108-174-58-28-host.colocrossing</w:t>
       </w:r>
       <w:r>
         <w:t>[</w:t>
@@ -130,128 +133,88 @@
         <w:t>]</w:t>
       </w:r>
       <w:r>
-        <w:t>28</w:t>
-      </w:r>
-      <w:r>
-        <w:t xml:space="preserve"> resolves to the United States under ASN </w:t>
-      </w:r>
-      <w:r>
-        <w:t>36352 (AS-COLOCROSSING)</w:t>
-      </w:r>
-      <w:r>
-        <w:t xml:space="preserve">, with reverse DNS resolution to domain of unknown reputation </w:t>
-      </w:r>
-      <w:r>
-        <w:t>108-174-58-28-</w:t>
-      </w:r>
-      <w:proofErr w:type="gramStart"/>
-      <w:r>
-        <w:t>host.colocrossing</w:t>
-      </w:r>
-      <w:proofErr w:type="gramEnd"/>
-      <w:r>
-        <w:t>[</w:t>
-      </w:r>
-      <w:r>
-        <w:t>.</w:t>
-      </w:r>
-      <w:r>
-        <w:t>]</w:t>
-      </w:r>
-      <w:r>
         <w:t>com</w:t>
       </w:r>
       <w:r>
         <w:t xml:space="preserve">. </w:t>
       </w:r>
       <w:r>
-        <w:t>108.174.58</w:t>
-      </w:r>
-      <w:r>
-        <w:t>[</w:t>
-      </w:r>
-      <w:r>
-        <w:t>.</w:t>
-      </w:r>
-      <w:r>
-        <w:t>]</w:t>
-      </w:r>
-      <w:r>
-        <w:t>28</w:t>
-      </w:r>
-      <w:r>
-        <w:t xml:space="preserve"> was reported by CISA on 3 July 2024 as an indicator in a </w:t>
-      </w:r>
-      <w:proofErr w:type="spellStart"/>
-      <w:r>
-        <w:t>RegreSSHion</w:t>
-      </w:r>
-      <w:proofErr w:type="spellEnd"/>
-      <w:r>
-        <w:t xml:space="preserve"> OpenSSH</w:t>
+        <w:t>{{</w:t>
+      </w:r>
+      <w:r>
+        <w:t>ip_address</w:t>
+      </w:r>
+      <w:r>
+        <w:t>}}</w:t>
       </w:r>
       <w:r>
         <w:t xml:space="preserve"> </w:t>
       </w:r>
       <w:r>
+        <w:t xml:space="preserve">reported by CISA on 3 July 2024 as an indicator in a </w:t>
+      </w:r>
+      <w:r>
+        <w:t>RegreSSHion OpenSSH</w:t>
+      </w:r>
+      <w:r>
+        <w:t xml:space="preserve"> </w:t>
+      </w:r>
+      <w:r>
         <w:t>CVE-2024-6387</w:t>
       </w:r>
       <w:r>
         <w:t xml:space="preserve"> exploitation campaign targeting the healthcare public health (HPH) sector. According to AlienVault OTX, </w:t>
       </w:r>
       <w:r>
-        <w:t>108.174.58</w:t>
-      </w:r>
-      <w:r>
-        <w:t>[</w:t>
-      </w:r>
-      <w:r>
-        <w:t>.</w:t>
-      </w:r>
-      <w:r>
-        <w:t>]</w:t>
-      </w:r>
-      <w:r>
-        <w:t>28</w:t>
-      </w:r>
-      <w:r>
-        <w:t xml:space="preserve"> is possibly malicious, has ports 22/SSH and 80/HTTP open, and was possibly an indicator in a Mirai botnet campaign in July 2024. Nineteen security vendors label </w:t>
-      </w:r>
-      <w:r>
-        <w:t>108.174.58</w:t>
-      </w:r>
-      <w:r>
-        <w:t>[</w:t>
-      </w:r>
-      <w:r>
-        <w:t>.</w:t>
-      </w:r>
-      <w:r>
-        <w:t>]</w:t>
-      </w:r>
-      <w:r>
-        <w:t>28</w:t>
-      </w:r>
-      <w:r>
-        <w:t xml:space="preserve"> as a malicious node in VirusTotal. According to Mandiant, </w:t>
-      </w:r>
-      <w:r>
-        <w:t>108.174.58</w:t>
-      </w:r>
-      <w:r>
-        <w:t>[</w:t>
-      </w:r>
-      <w:r>
-        <w:t>.</w:t>
-      </w:r>
-      <w:r>
-        <w:t>]</w:t>
-      </w:r>
-      <w:r>
-        <w:t>28</w:t>
-      </w:r>
-      <w:r>
-        <w:t xml:space="preserve"> is likely malicious, last seen 27 July conducting vulnerability and exploit scanning, and as a malware download location on 11 July.</w:t>
+        <w:t>{{</w:t>
+      </w:r>
+      <w:r>
+        <w:t>ip_address</w:t>
+      </w:r>
+      <w:r>
+        <w:t>}}</w:t>
+      </w:r>
+      <w:r>
+        <w:t xml:space="preserve"> </w:t>
+      </w:r>
+      <w:r>
+        <w:t xml:space="preserve">is possibly malicious, has ports </w:t>
+      </w:r>
+      <w:r>
+        <w:t>{{ports}}</w:t>
+      </w:r>
+      <w:r>
+        <w:t xml:space="preserve"> open, and was possibly an indicator in a Mirai botnet campaign in July 2024. Nineteen security vendors label </w:t>
+      </w:r>
+      <w:r>
+        <w:t>{{</w:t>
+      </w:r>
+      <w:r>
+        <w:t>ip_address</w:t>
+      </w:r>
+      <w:r>
+        <w:t>}}</w:t>
+      </w:r>
+      <w:r>
+        <w:t xml:space="preserve"> </w:t>
+      </w:r>
+      <w:r>
+        <w:t xml:space="preserve">as a malicious node in VirusTotal. According to Mandiant, </w:t>
+      </w:r>
+      <w:r>
+        <w:t>{{</w:t>
+      </w:r>
+      <w:r>
+        <w:t>ip_address</w:t>
+      </w:r>
+      <w:r>
+        <w:t>}}</w:t>
+      </w:r>
+      <w:r>
+        <w:t xml:space="preserve"> </w:t>
+      </w:r>
+      <w:r>
+        <w:t>is likely malicious, last seen 27 July conducting vulnerability and exploit scanning, and as a malware download location on 11 July.</w:t>
       </w:r>
     </w:p>
     <w:p/>
@@ -277,13 +240,8 @@
       <w:r>
         <w:t xml:space="preserve">a </w:t>
       </w:r>
-      <w:proofErr w:type="spellStart"/>
-      <w:r>
-        <w:t>RegreSSHion</w:t>
-      </w:r>
-      <w:proofErr w:type="spellEnd"/>
-      <w:r>
-        <w:t xml:space="preserve"> OpenSSH</w:t>
+      <w:r>
+        <w:t>RegreSSHion OpenSSH</w:t>
       </w:r>
       <w:r>
         <w:t xml:space="preserve"> </w:t>
@@ -310,22 +268,7 @@
         <w:t xml:space="preserve">: </w:t>
       </w:r>
       <w:r>
-        <w:t xml:space="preserve">CMS, </w:t>
-      </w:r>
-      <w:r>
-        <w:t>FDA, HHS,</w:t>
-      </w:r>
-      <w:r>
-        <w:t xml:space="preserve"> </w:t>
-      </w:r>
-      <w:r>
-        <w:t xml:space="preserve">HRSA, OS, </w:t>
-      </w:r>
-      <w:r>
-        <w:t>and VA.</w:t>
-      </w:r>
-      <w:r>
-        <w:t xml:space="preserve"> </w:t>
+        <w:t>{{observed_by}}</w:t>
       </w:r>
     </w:p>
     <w:p/>
@@ -400,10 +343,10 @@
         <w:tblLook w:val="04A0" w:firstRow="1" w:lastRow="0" w:firstColumn="1" w:lastColumn="0" w:noHBand="0" w:noVBand="1"/>
       </w:tblPr>
       <w:tblGrid>
-        <w:gridCol w:w="4311"/>
-        <w:gridCol w:w="886"/>
-        <w:gridCol w:w="1062"/>
-        <w:gridCol w:w="955"/>
+        <w:gridCol w:w="3055"/>
+        <w:gridCol w:w="1440"/>
+        <w:gridCol w:w="1440"/>
+        <w:gridCol w:w="1279"/>
         <w:gridCol w:w="2023"/>
       </w:tblGrid>
       <w:tr>
@@ -412,7 +355,7 @@
         </w:trPr>
         <w:tc>
           <w:tcPr>
-            <w:tcW w:w="4311" w:type="dxa"/>
+            <w:tcW w:w="3055" w:type="dxa"/>
           </w:tcPr>
           <w:p>
             <w:pPr>
@@ -436,7 +379,7 @@
         </w:tc>
         <w:tc>
           <w:tcPr>
-            <w:tcW w:w="886" w:type="dxa"/>
+            <w:tcW w:w="1440" w:type="dxa"/>
           </w:tcPr>
           <w:p>
             <w:pPr>
@@ -447,7 +390,6 @@
                 <w:szCs w:val="16"/>
               </w:rPr>
             </w:pPr>
-            <w:proofErr w:type="spellStart"/>
             <w:r>
               <w:rPr>
                 <w:b/>
@@ -466,12 +408,11 @@
               </w:rPr>
               <w:t>Type</w:t>
             </w:r>
-            <w:proofErr w:type="spellEnd"/>
           </w:p>
         </w:tc>
         <w:tc>
           <w:tcPr>
-            <w:tcW w:w="1062" w:type="dxa"/>
+            <w:tcW w:w="1440" w:type="dxa"/>
           </w:tcPr>
           <w:p>
             <w:pPr>
@@ -495,7 +436,7 @@
         </w:tc>
         <w:tc>
           <w:tcPr>
-            <w:tcW w:w="955" w:type="dxa"/>
+            <w:tcW w:w="1279" w:type="dxa"/>
           </w:tcPr>
           <w:p>
             <w:pPr>
@@ -566,7 +507,7 @@
         </w:trPr>
         <w:tc>
           <w:tcPr>
-            <w:tcW w:w="4311" w:type="dxa"/>
+            <w:tcW w:w="3055" w:type="dxa"/>
           </w:tcPr>
           <w:p>
             <w:pPr>
@@ -576,17 +517,19 @@
               </w:rPr>
             </w:pPr>
             <w:r>
-              <w:rPr>
-                <w:sz w:val="16"/>
-                <w:szCs w:val="16"/>
-              </w:rPr>
-              <w:t>108.174.58[.]28</w:t>
+              <w:t>{{</w:t>
+            </w:r>
+            <w:r>
+              <w:t>ip_address</w:t>
+            </w:r>
+            <w:r>
+              <w:t>}}</w:t>
             </w:r>
           </w:p>
         </w:tc>
         <w:tc>
           <w:tcPr>
-            <w:tcW w:w="886" w:type="dxa"/>
+            <w:tcW w:w="1440" w:type="dxa"/>
           </w:tcPr>
           <w:p>
             <w:pPr>
@@ -600,13 +543,35 @@
                 <w:sz w:val="16"/>
                 <w:szCs w:val="16"/>
               </w:rPr>
-              <w:t>IPv4 Address</w:t>
+              <w:t>{{indicator_type</w:t>
             </w:r>
+            <w:r>
+              <w:rPr>
+                <w:sz w:val="16"/>
+                <w:szCs w:val="16"/>
+              </w:rPr>
+              <w:t>s</w:t>
+            </w:r>
+            <w:r>
+              <w:rPr>
+                <w:sz w:val="16"/>
+                <w:szCs w:val="16"/>
+              </w:rPr>
+              <w:t>}}</w:t>
+            </w:r>
+          </w:p>
+          <w:p>
+            <w:pPr>
+              <w:rPr>
+                <w:sz w:val="16"/>
+                <w:szCs w:val="16"/>
+              </w:rPr>
+            </w:pPr>
           </w:p>
         </w:tc>
         <w:tc>
           <w:tcPr>
-            <w:tcW w:w="1062" w:type="dxa"/>
+            <w:tcW w:w="1440" w:type="dxa"/>
           </w:tcPr>
           <w:p>
             <w:pPr>
@@ -620,7 +585,7 @@
                 <w:sz w:val="16"/>
                 <w:szCs w:val="16"/>
               </w:rPr>
-              <w:t>08/01/2024</w:t>
+              <w:t>{{date_observed}}</w:t>
             </w:r>
           </w:p>
           <w:p>
@@ -631,25 +596,10 @@
               </w:rPr>
             </w:pPr>
           </w:p>
-          <w:p>
-            <w:pPr>
-              <w:rPr>
-                <w:sz w:val="16"/>
-                <w:szCs w:val="16"/>
-              </w:rPr>
-            </w:pPr>
-            <w:r>
-              <w:rPr>
-                <w:sz w:val="16"/>
-                <w:szCs w:val="16"/>
-              </w:rPr>
-              <w:t>08/02/2024</w:t>
-            </w:r>
-          </w:p>
         </w:tc>
         <w:tc>
           <w:tcPr>
-            <w:tcW w:w="955" w:type="dxa"/>
+            <w:tcW w:w="1279" w:type="dxa"/>
           </w:tcPr>
           <w:p>
             <w:pPr>
@@ -663,7 +613,7 @@
                 <w:sz w:val="16"/>
                 <w:szCs w:val="16"/>
               </w:rPr>
-              <w:t>FDA</w:t>
+              <w:t>{{observed_by}}</w:t>
             </w:r>
           </w:p>
           <w:p>
@@ -673,73 +623,6 @@
                 <w:szCs w:val="16"/>
               </w:rPr>
             </w:pPr>
-            <w:r>
-              <w:rPr>
-                <w:sz w:val="16"/>
-                <w:szCs w:val="16"/>
-              </w:rPr>
-              <w:t>HHS</w:t>
-            </w:r>
-          </w:p>
-          <w:p>
-            <w:pPr>
-              <w:rPr>
-                <w:sz w:val="16"/>
-                <w:szCs w:val="16"/>
-              </w:rPr>
-            </w:pPr>
-            <w:r>
-              <w:rPr>
-                <w:sz w:val="16"/>
-                <w:szCs w:val="16"/>
-              </w:rPr>
-              <w:t>CMS</w:t>
-            </w:r>
-          </w:p>
-          <w:p>
-            <w:pPr>
-              <w:rPr>
-                <w:sz w:val="16"/>
-                <w:szCs w:val="16"/>
-              </w:rPr>
-            </w:pPr>
-            <w:r>
-              <w:rPr>
-                <w:sz w:val="16"/>
-                <w:szCs w:val="16"/>
-              </w:rPr>
-              <w:t>HRSA</w:t>
-            </w:r>
-          </w:p>
-          <w:p>
-            <w:pPr>
-              <w:rPr>
-                <w:sz w:val="16"/>
-                <w:szCs w:val="16"/>
-              </w:rPr>
-            </w:pPr>
-            <w:r>
-              <w:rPr>
-                <w:sz w:val="16"/>
-                <w:szCs w:val="16"/>
-              </w:rPr>
-              <w:t>OS</w:t>
-            </w:r>
-          </w:p>
-          <w:p>
-            <w:pPr>
-              <w:rPr>
-                <w:sz w:val="16"/>
-                <w:szCs w:val="16"/>
-              </w:rPr>
-            </w:pPr>
-            <w:r>
-              <w:rPr>
-                <w:sz w:val="16"/>
-                <w:szCs w:val="16"/>
-              </w:rPr>
-              <w:t>VA</w:t>
-            </w:r>
           </w:p>
         </w:tc>
         <w:tc>
@@ -765,23 +648,7 @@
                 <w:sz w:val="16"/>
                 <w:szCs w:val="16"/>
               </w:rPr>
-              <w:t xml:space="preserve">a </w:t>
-            </w:r>
-            <w:proofErr w:type="spellStart"/>
-            <w:r>
-              <w:rPr>
-                <w:sz w:val="16"/>
-                <w:szCs w:val="16"/>
-              </w:rPr>
-              <w:t>RegreSSHion</w:t>
-            </w:r>
-            <w:proofErr w:type="spellEnd"/>
-            <w:r>
-              <w:rPr>
-                <w:sz w:val="16"/>
-                <w:szCs w:val="16"/>
-              </w:rPr>
-              <w:t xml:space="preserve"> OpenSSH CVE-2024-6387 exploitation campaign targeting the HPH sector</w:t>
+              <w:t>a RegreSSHion OpenSSH CVE-2024-6387 exploitation campaign targeting the HPH sector</w:t>
             </w:r>
             <w:r>
               <w:rPr>
@@ -885,32 +752,14 @@
           <w:i/>
           <w:color w:val="808080" w:themeColor="background1" w:themeShade="80"/>
         </w:rPr>
-        <w:t xml:space="preserve">These reported observations are indicative of the indicator being detected within the observed entity's security logs.  Observations do not take into account any blocking actions or other mitigating </w:t>
-      </w:r>
-      <w:proofErr w:type="gramStart"/>
+        <w:t xml:space="preserve">These reported observations are indicative of the indicator being detected within the observed entity's security logs.  Observations do not take into account any blocking actions or other mitigating controls, and are not proof of infection or compromise. HTOC recommends this observation be investigated to </w:t>
+      </w:r>
       <w:r>
         <w:rPr>
           <w:bCs/>
           <w:i/>
           <w:color w:val="808080" w:themeColor="background1" w:themeShade="80"/>
         </w:rPr>
-        <w:t>controls, and</w:t>
-      </w:r>
-      <w:proofErr w:type="gramEnd"/>
-      <w:r>
-        <w:rPr>
-          <w:bCs/>
-          <w:i/>
-          <w:color w:val="808080" w:themeColor="background1" w:themeShade="80"/>
-        </w:rPr>
-        <w:t xml:space="preserve"> are not proof of infection or compromise. HTOC recommends this observation be investigated to </w:t>
-      </w:r>
-      <w:r>
-        <w:rPr>
-          <w:bCs/>
-          <w:i/>
-          <w:color w:val="808080" w:themeColor="background1" w:themeShade="80"/>
-        </w:rPr>
         <w:lastRenderedPageBreak/>
         <w:t>determine if associated with malicious activity or related to the previously reported malicious activity correlated to the indicator.</w:t>
       </w:r>
@@ -962,6 +811,11 @@
     </w:p>
     <w:bookmarkEnd w:id="0"/>
     <w:p/>
+    <w:p>
+      <w:r>
+        <w:t>{{sources}}</w:t>
+      </w:r>
+    </w:p>
     <w:p/>
     <w:p/>
     <w:p/>
@@ -1017,7 +871,6 @@
         <w:szCs w:val="24"/>
       </w:rPr>
     </w:pPr>
-    <w:proofErr w:type="gramStart"/>
     <w:r>
       <w:rPr>
         <w:b/>
@@ -1028,7 +881,6 @@
       </w:rPr>
       <w:t>TLP:AMBER</w:t>
     </w:r>
-    <w:proofErr w:type="gramEnd"/>
   </w:p>
   <w:p>
     <w:pPr>
@@ -1072,7 +924,6 @@
         <w:szCs w:val="24"/>
       </w:rPr>
     </w:pPr>
-    <w:proofErr w:type="gramStart"/>
     <w:r>
       <w:rPr>
         <w:b/>
@@ -1083,7 +934,6 @@
       </w:rPr>
       <w:t>TLP:AMBER</w:t>
     </w:r>
-    <w:proofErr w:type="gramEnd"/>
   </w:p>
   <w:p>
     <w:pPr>
@@ -1653,7 +1503,6 @@
   <w:style w:type="character" w:default="1" w:styleId="DefaultParagraphFont">
     <w:name w:val="Default Paragraph Font"/>
     <w:uiPriority w:val="1"/>
-    <w:semiHidden/>
     <w:unhideWhenUsed/>
   </w:style>
   <w:style w:type="table" w:default="1" w:styleId="TableNormal">

--- a/notebooks/I&W Reporting/I&W Report Template.docx
+++ b/notebooks/I&W Reporting/I&W Report Template.docx
@@ -30,13 +30,19 @@
         <w:t xml:space="preserve"> </w:t>
       </w:r>
       <w:r>
-        <w:t>{{</w:t>
-      </w:r>
-      <w:r>
-        <w:t>title</w:t>
-      </w:r>
-      <w:r>
-        <w:t>}}</w:t>
+        <w:t>HTOC—</w:t>
+      </w:r>
+      <w:r>
+        <w:t>{{country}}</w:t>
+      </w:r>
+      <w:r>
+        <w:t xml:space="preserve"> IP Address Previously Used by Russian SVR Midnight Blizzard Seen in Observations for </w:t>
+      </w:r>
+      <w:r>
+        <w:t>{{observed_count}}</w:t>
+      </w:r>
+      <w:r>
+        <w:t xml:space="preserve"> HTOC Partners, March 2025/I&amp;W-20250331-1043-A</w:t>
       </w:r>
     </w:p>
     <w:p>
@@ -110,6 +116,9 @@
       </w:r>
       <w:r>
         <w:t xml:space="preserve">under </w:t>
+      </w:r>
+      <w:r>
+        <w:t xml:space="preserve">ASN </w:t>
       </w:r>
       <w:r>
         <w:t>{{asn_number}}</w:t>
@@ -752,7 +761,7 @@
           <w:i/>
           <w:color w:val="808080" w:themeColor="background1" w:themeShade="80"/>
         </w:rPr>
-        <w:t xml:space="preserve">These reported observations are indicative of the indicator being detected within the observed entity's security logs.  Observations do not take into account any blocking actions or other mitigating controls, and are not proof of infection or compromise. HTOC recommends this observation be investigated to </w:t>
+        <w:t xml:space="preserve">These reported observations are indicative of the indicator being detected within the observed entity's security logs.  Observations do not take into account any blocking actions or other mitigating controls, </w:t>
       </w:r>
       <w:r>
         <w:rPr>
@@ -761,7 +770,7 @@
           <w:color w:val="808080" w:themeColor="background1" w:themeShade="80"/>
         </w:rPr>
         <w:lastRenderedPageBreak/>
-        <w:t>determine if associated with malicious activity or related to the previously reported malicious activity correlated to the indicator.</w:t>
+        <w:t>and are not proof of infection or compromise. HTOC recommends this observation be investigated to determine if associated with malicious activity or related to the previously reported malicious activity correlated to the indicator.</w:t>
       </w:r>
     </w:p>
     <w:p>

--- a/notebooks/I&W Reporting/I&W Report Template.docx
+++ b/notebooks/I&W Reporting/I&W Report Template.docx
@@ -29,21 +29,6 @@
         </w:rPr>
         <w:t xml:space="preserve"> </w:t>
       </w:r>
-      <w:r>
-        <w:t>HTOC—</w:t>
-      </w:r>
-      <w:r>
-        <w:t>{{country}}</w:t>
-      </w:r>
-      <w:r>
-        <w:t xml:space="preserve"> IP Address Previously Used by Russian SVR Midnight Blizzard Seen in Observations for </w:t>
-      </w:r>
-      <w:r>
-        <w:t>{{observed_count}}</w:t>
-      </w:r>
-      <w:r>
-        <w:t xml:space="preserve"> HTOC Partners, March 2025/I&amp;W-20250331-1043-A</w:t>
-      </w:r>
     </w:p>
     <w:p>
       <w:pPr>
@@ -95,191 +80,6 @@
       </w:r>
     </w:p>
     <w:p/>
-    <w:p>
-      <w:r>
-        <w:t>{{</w:t>
-      </w:r>
-      <w:r>
-        <w:t>ip_address</w:t>
-      </w:r>
-      <w:r>
-        <w:t>}}</w:t>
-      </w:r>
-      <w:r>
-        <w:t xml:space="preserve"> </w:t>
-      </w:r>
-      <w:r>
-        <w:t xml:space="preserve">resolves to the </w:t>
-      </w:r>
-      <w:r>
-        <w:t xml:space="preserve">{{country}} </w:t>
-      </w:r>
-      <w:r>
-        <w:t xml:space="preserve">under </w:t>
-      </w:r>
-      <w:r>
-        <w:t xml:space="preserve">ASN </w:t>
-      </w:r>
-      <w:r>
-        <w:t>{{asn_number}}</w:t>
-      </w:r>
-      <w:r>
-        <w:t xml:space="preserve"> {{as_owner}}</w:t>
-      </w:r>
-      <w:r>
-        <w:t xml:space="preserve">, with reverse DNS resolution to domain of unknown reputation </w:t>
-      </w:r>
-      <w:r>
-        <w:t>108-174-58-28-host.colocrossing</w:t>
-      </w:r>
-      <w:r>
-        <w:t>[</w:t>
-      </w:r>
-      <w:r>
-        <w:t>.</w:t>
-      </w:r>
-      <w:r>
-        <w:t>]</w:t>
-      </w:r>
-      <w:r>
-        <w:t>com</w:t>
-      </w:r>
-      <w:r>
-        <w:t xml:space="preserve">. </w:t>
-      </w:r>
-      <w:r>
-        <w:t>{{</w:t>
-      </w:r>
-      <w:r>
-        <w:t>ip_address</w:t>
-      </w:r>
-      <w:r>
-        <w:t>}}</w:t>
-      </w:r>
-      <w:r>
-        <w:t xml:space="preserve"> </w:t>
-      </w:r>
-      <w:r>
-        <w:t xml:space="preserve">reported by CISA on 3 July 2024 as an indicator in a </w:t>
-      </w:r>
-      <w:r>
-        <w:t>RegreSSHion OpenSSH</w:t>
-      </w:r>
-      <w:r>
-        <w:t xml:space="preserve"> </w:t>
-      </w:r>
-      <w:r>
-        <w:t>CVE-2024-6387</w:t>
-      </w:r>
-      <w:r>
-        <w:t xml:space="preserve"> exploitation campaign targeting the healthcare public health (HPH) sector. According to AlienVault OTX, </w:t>
-      </w:r>
-      <w:r>
-        <w:t>{{</w:t>
-      </w:r>
-      <w:r>
-        <w:t>ip_address</w:t>
-      </w:r>
-      <w:r>
-        <w:t>}}</w:t>
-      </w:r>
-      <w:r>
-        <w:t xml:space="preserve"> </w:t>
-      </w:r>
-      <w:r>
-        <w:t xml:space="preserve">is possibly malicious, has ports </w:t>
-      </w:r>
-      <w:r>
-        <w:t>{{ports}}</w:t>
-      </w:r>
-      <w:r>
-        <w:t xml:space="preserve"> open, and was possibly an indicator in a Mirai botnet campaign in July 2024. Nineteen security vendors label </w:t>
-      </w:r>
-      <w:r>
-        <w:t>{{</w:t>
-      </w:r>
-      <w:r>
-        <w:t>ip_address</w:t>
-      </w:r>
-      <w:r>
-        <w:t>}}</w:t>
-      </w:r>
-      <w:r>
-        <w:t xml:space="preserve"> </w:t>
-      </w:r>
-      <w:r>
-        <w:t xml:space="preserve">as a malicious node in VirusTotal. According to Mandiant, </w:t>
-      </w:r>
-      <w:r>
-        <w:t>{{</w:t>
-      </w:r>
-      <w:r>
-        <w:t>ip_address</w:t>
-      </w:r>
-      <w:r>
-        <w:t>}}</w:t>
-      </w:r>
-      <w:r>
-        <w:t xml:space="preserve"> </w:t>
-      </w:r>
-      <w:r>
-        <w:t>is likely malicious, last seen 27 July conducting vulnerability and exploit scanning, and as a malware download location on 11 July.</w:t>
-      </w:r>
-    </w:p>
-    <w:p/>
-    <w:p>
-      <w:r>
-        <w:t xml:space="preserve">On </w:t>
-      </w:r>
-      <w:r>
-        <w:t>1 and 2 August</w:t>
-      </w:r>
-      <w:r>
-        <w:t xml:space="preserve"> 2024</w:t>
-      </w:r>
-      <w:r>
-        <w:t>,</w:t>
-      </w:r>
-      <w:r>
-        <w:t xml:space="preserve"> </w:t>
-      </w:r>
-      <w:r>
-        <w:t xml:space="preserve">an indicator associated with </w:t>
-      </w:r>
-      <w:r>
-        <w:t xml:space="preserve">a </w:t>
-      </w:r>
-      <w:r>
-        <w:t>RegreSSHion OpenSSH</w:t>
-      </w:r>
-      <w:r>
-        <w:t xml:space="preserve"> </w:t>
-      </w:r>
-      <w:r>
-        <w:t>CVE-2024-6387</w:t>
-      </w:r>
-      <w:r>
-        <w:t xml:space="preserve"> exploitation campaign targeting the HPH sector </w:t>
-      </w:r>
-      <w:r>
-        <w:t xml:space="preserve">was observed across </w:t>
-      </w:r>
-      <w:r>
-        <w:t>X</w:t>
-      </w:r>
-      <w:r>
-        <w:t xml:space="preserve"> </w:t>
-      </w:r>
-      <w:r>
-        <w:t>HTOC partner networks</w:t>
-      </w:r>
-      <w:r>
-        <w:t xml:space="preserve">: </w:t>
-      </w:r>
-      <w:r>
-        <w:t>{{observed_by}}</w:t>
-      </w:r>
-    </w:p>
     <w:p/>
     <w:p/>
     <w:p>
@@ -399,6 +199,7 @@
                 <w:szCs w:val="16"/>
               </w:rPr>
             </w:pPr>
+            <w:proofErr w:type="spellStart"/>
             <w:r>
               <w:rPr>
                 <w:b/>
@@ -417,6 +218,7 @@
               </w:rPr>
               <w:t>Type</w:t>
             </w:r>
+            <w:proofErr w:type="spellEnd"/>
           </w:p>
         </w:tc>
         <w:tc>
@@ -528,9 +330,11 @@
             <w:r>
               <w:t>{{</w:t>
             </w:r>
+            <w:proofErr w:type="spellStart"/>
             <w:r>
               <w:t>ip_address</w:t>
             </w:r>
+            <w:proofErr w:type="spellEnd"/>
             <w:r>
               <w:t>}}</w:t>
             </w:r>
@@ -552,7 +356,15 @@
                 <w:sz w:val="16"/>
                 <w:szCs w:val="16"/>
               </w:rPr>
-              <w:t>{{indicator_type</w:t>
+              <w:t>{{</w:t>
+            </w:r>
+            <w:proofErr w:type="spellStart"/>
+            <w:r>
+              <w:rPr>
+                <w:sz w:val="16"/>
+                <w:szCs w:val="16"/>
+              </w:rPr>
+              <w:t>indicator_type</w:t>
             </w:r>
             <w:r>
               <w:rPr>
@@ -561,6 +373,7 @@
               </w:rPr>
               <w:t>s</w:t>
             </w:r>
+            <w:proofErr w:type="spellEnd"/>
             <w:r>
               <w:rPr>
                 <w:sz w:val="16"/>
@@ -594,7 +407,23 @@
                 <w:sz w:val="16"/>
                 <w:szCs w:val="16"/>
               </w:rPr>
-              <w:t>{{date_observed}}</w:t>
+              <w:t>{{</w:t>
+            </w:r>
+            <w:proofErr w:type="spellStart"/>
+            <w:r>
+              <w:rPr>
+                <w:sz w:val="16"/>
+                <w:szCs w:val="16"/>
+              </w:rPr>
+              <w:t>date_observed</w:t>
+            </w:r>
+            <w:proofErr w:type="spellEnd"/>
+            <w:r>
+              <w:rPr>
+                <w:sz w:val="16"/>
+                <w:szCs w:val="16"/>
+              </w:rPr>
+              <w:t>}}</w:t>
             </w:r>
           </w:p>
           <w:p>
@@ -622,7 +451,23 @@
                 <w:sz w:val="16"/>
                 <w:szCs w:val="16"/>
               </w:rPr>
-              <w:t>{{observed_by}}</w:t>
+              <w:t>{{</w:t>
+            </w:r>
+            <w:proofErr w:type="spellStart"/>
+            <w:r>
+              <w:rPr>
+                <w:sz w:val="16"/>
+                <w:szCs w:val="16"/>
+              </w:rPr>
+              <w:t>observed_by</w:t>
+            </w:r>
+            <w:proofErr w:type="spellEnd"/>
+            <w:r>
+              <w:rPr>
+                <w:sz w:val="16"/>
+                <w:szCs w:val="16"/>
+              </w:rPr>
+              <w:t>}}</w:t>
             </w:r>
           </w:p>
           <w:p>
@@ -645,27 +490,6 @@
                 <w:szCs w:val="16"/>
               </w:rPr>
             </w:pPr>
-            <w:r>
-              <w:rPr>
-                <w:sz w:val="16"/>
-                <w:szCs w:val="16"/>
-              </w:rPr>
-              <w:t xml:space="preserve">IP was reported by CISA in July 2024 as an indicator in </w:t>
-            </w:r>
-            <w:r>
-              <w:rPr>
-                <w:sz w:val="16"/>
-                <w:szCs w:val="16"/>
-              </w:rPr>
-              <w:t>a RegreSSHion OpenSSH CVE-2024-6387 exploitation campaign targeting the HPH sector</w:t>
-            </w:r>
-            <w:r>
-              <w:rPr>
-                <w:sz w:val="16"/>
-                <w:szCs w:val="16"/>
-              </w:rPr>
-              <w:t>.</w:t>
-            </w:r>
           </w:p>
         </w:tc>
       </w:tr>
@@ -761,16 +585,25 @@
           <w:i/>
           <w:color w:val="808080" w:themeColor="background1" w:themeShade="80"/>
         </w:rPr>
-        <w:t xml:space="preserve">These reported observations are indicative of the indicator being detected within the observed entity's security logs.  Observations do not take into account any blocking actions or other mitigating controls, </w:t>
-      </w:r>
+        <w:t xml:space="preserve">These reported observations are indicative of the indicator being detected within the observed entity's security logs.  Observations do not take into account any blocking actions or other mitigating </w:t>
+      </w:r>
+      <w:proofErr w:type="gramStart"/>
       <w:r>
         <w:rPr>
           <w:bCs/>
           <w:i/>
           <w:color w:val="808080" w:themeColor="background1" w:themeShade="80"/>
         </w:rPr>
-        <w:lastRenderedPageBreak/>
-        <w:t>and are not proof of infection or compromise. HTOC recommends this observation be investigated to determine if associated with malicious activity or related to the previously reported malicious activity correlated to the indicator.</w:t>
+        <w:t>controls, and</w:t>
+      </w:r>
+      <w:proofErr w:type="gramEnd"/>
+      <w:r>
+        <w:rPr>
+          <w:bCs/>
+          <w:i/>
+          <w:color w:val="808080" w:themeColor="background1" w:themeShade="80"/>
+        </w:rPr>
+        <w:t xml:space="preserve"> are not proof of infection or compromise. HTOC recommends this observation be investigated to determine if associated with malicious activity or related to the previously reported malicious activity correlated to the indicator.</w:t>
       </w:r>
     </w:p>
     <w:p>
@@ -880,6 +713,7 @@
         <w:szCs w:val="24"/>
       </w:rPr>
     </w:pPr>
+    <w:proofErr w:type="gramStart"/>
     <w:r>
       <w:rPr>
         <w:b/>
@@ -890,6 +724,7 @@
       </w:rPr>
       <w:t>TLP:AMBER</w:t>
     </w:r>
+    <w:proofErr w:type="gramEnd"/>
   </w:p>
   <w:p>
     <w:pPr>
@@ -933,6 +768,7 @@
         <w:szCs w:val="24"/>
       </w:rPr>
     </w:pPr>
+    <w:proofErr w:type="gramStart"/>
     <w:r>
       <w:rPr>
         <w:b/>
@@ -943,6 +779,7 @@
       </w:rPr>
       <w:t>TLP:AMBER</w:t>
     </w:r>
+    <w:proofErr w:type="gramEnd"/>
   </w:p>
   <w:p>
     <w:pPr>
@@ -1512,6 +1349,7 @@
   <w:style w:type="character" w:default="1" w:styleId="DefaultParagraphFont">
     <w:name w:val="Default Paragraph Font"/>
     <w:uiPriority w:val="1"/>
+    <w:semiHidden/>
     <w:unhideWhenUsed/>
   </w:style>
   <w:style w:type="table" w:default="1" w:styleId="TableNormal">

--- a/notebooks/I&W Reporting/I&W Report Template.docx
+++ b/notebooks/I&W Reporting/I&W Report Template.docx
@@ -309,187 +309,6 @@
               </w:rPr>
               <w:t>Notes</w:t>
             </w:r>
-          </w:p>
-        </w:tc>
-      </w:tr>
-      <w:tr>
-        <w:trPr>
-          <w:trHeight w:val="1111"/>
-        </w:trPr>
-        <w:tc>
-          <w:tcPr>
-            <w:tcW w:w="3055" w:type="dxa"/>
-          </w:tcPr>
-          <w:p>
-            <w:pPr>
-              <w:rPr>
-                <w:sz w:val="16"/>
-                <w:szCs w:val="16"/>
-              </w:rPr>
-            </w:pPr>
-            <w:r>
-              <w:t>{{</w:t>
-            </w:r>
-            <w:proofErr w:type="spellStart"/>
-            <w:r>
-              <w:t>ip_address</w:t>
-            </w:r>
-            <w:proofErr w:type="spellEnd"/>
-            <w:r>
-              <w:t>}}</w:t>
-            </w:r>
-          </w:p>
-        </w:tc>
-        <w:tc>
-          <w:tcPr>
-            <w:tcW w:w="1440" w:type="dxa"/>
-          </w:tcPr>
-          <w:p>
-            <w:pPr>
-              <w:rPr>
-                <w:sz w:val="16"/>
-                <w:szCs w:val="16"/>
-              </w:rPr>
-            </w:pPr>
-            <w:r>
-              <w:rPr>
-                <w:sz w:val="16"/>
-                <w:szCs w:val="16"/>
-              </w:rPr>
-              <w:t>{{</w:t>
-            </w:r>
-            <w:proofErr w:type="spellStart"/>
-            <w:r>
-              <w:rPr>
-                <w:sz w:val="16"/>
-                <w:szCs w:val="16"/>
-              </w:rPr>
-              <w:t>indicator_type</w:t>
-            </w:r>
-            <w:r>
-              <w:rPr>
-                <w:sz w:val="16"/>
-                <w:szCs w:val="16"/>
-              </w:rPr>
-              <w:t>s</w:t>
-            </w:r>
-            <w:proofErr w:type="spellEnd"/>
-            <w:r>
-              <w:rPr>
-                <w:sz w:val="16"/>
-                <w:szCs w:val="16"/>
-              </w:rPr>
-              <w:t>}}</w:t>
-            </w:r>
-          </w:p>
-          <w:p>
-            <w:pPr>
-              <w:rPr>
-                <w:sz w:val="16"/>
-                <w:szCs w:val="16"/>
-              </w:rPr>
-            </w:pPr>
-          </w:p>
-        </w:tc>
-        <w:tc>
-          <w:tcPr>
-            <w:tcW w:w="1440" w:type="dxa"/>
-          </w:tcPr>
-          <w:p>
-            <w:pPr>
-              <w:rPr>
-                <w:sz w:val="16"/>
-                <w:szCs w:val="16"/>
-              </w:rPr>
-            </w:pPr>
-            <w:r>
-              <w:rPr>
-                <w:sz w:val="16"/>
-                <w:szCs w:val="16"/>
-              </w:rPr>
-              <w:t>{{</w:t>
-            </w:r>
-            <w:proofErr w:type="spellStart"/>
-            <w:r>
-              <w:rPr>
-                <w:sz w:val="16"/>
-                <w:szCs w:val="16"/>
-              </w:rPr>
-              <w:t>date_observed</w:t>
-            </w:r>
-            <w:proofErr w:type="spellEnd"/>
-            <w:r>
-              <w:rPr>
-                <w:sz w:val="16"/>
-                <w:szCs w:val="16"/>
-              </w:rPr>
-              <w:t>}}</w:t>
-            </w:r>
-          </w:p>
-          <w:p>
-            <w:pPr>
-              <w:rPr>
-                <w:sz w:val="16"/>
-                <w:szCs w:val="16"/>
-              </w:rPr>
-            </w:pPr>
-          </w:p>
-        </w:tc>
-        <w:tc>
-          <w:tcPr>
-            <w:tcW w:w="1279" w:type="dxa"/>
-          </w:tcPr>
-          <w:p>
-            <w:pPr>
-              <w:rPr>
-                <w:sz w:val="16"/>
-                <w:szCs w:val="16"/>
-              </w:rPr>
-            </w:pPr>
-            <w:r>
-              <w:rPr>
-                <w:sz w:val="16"/>
-                <w:szCs w:val="16"/>
-              </w:rPr>
-              <w:t>{{</w:t>
-            </w:r>
-            <w:proofErr w:type="spellStart"/>
-            <w:r>
-              <w:rPr>
-                <w:sz w:val="16"/>
-                <w:szCs w:val="16"/>
-              </w:rPr>
-              <w:t>observed_by</w:t>
-            </w:r>
-            <w:proofErr w:type="spellEnd"/>
-            <w:r>
-              <w:rPr>
-                <w:sz w:val="16"/>
-                <w:szCs w:val="16"/>
-              </w:rPr>
-              <w:t>}}</w:t>
-            </w:r>
-          </w:p>
-          <w:p>
-            <w:pPr>
-              <w:rPr>
-                <w:sz w:val="16"/>
-                <w:szCs w:val="16"/>
-              </w:rPr>
-            </w:pPr>
-          </w:p>
-        </w:tc>
-        <w:tc>
-          <w:tcPr>
-            <w:tcW w:w="2023" w:type="dxa"/>
-          </w:tcPr>
-          <w:p>
-            <w:pPr>
-              <w:rPr>
-                <w:sz w:val="16"/>
-                <w:szCs w:val="16"/>
-              </w:rPr>
-            </w:pPr>
           </w:p>
         </w:tc>
       </w:tr>

--- a/notebooks/I&W Reporting/I&W Report Template.docx
+++ b/notebooks/I&W Reporting/I&W Report Template.docx
@@ -199,7 +199,6 @@
                 <w:szCs w:val="16"/>
               </w:rPr>
             </w:pPr>
-            <w:proofErr w:type="spellStart"/>
             <w:r>
               <w:rPr>
                 <w:b/>
@@ -216,9 +215,17 @@
                 <w:sz w:val="16"/>
                 <w:szCs w:val="16"/>
               </w:rPr>
+              <w:t xml:space="preserve"> </w:t>
+            </w:r>
+            <w:r>
+              <w:rPr>
+                <w:b/>
+                <w:bCs/>
+                <w:sz w:val="16"/>
+                <w:szCs w:val="16"/>
+              </w:rPr>
               <w:t>Type</w:t>
             </w:r>
-            <w:proofErr w:type="spellEnd"/>
           </w:p>
         </w:tc>
         <w:tc>

--- a/notebooks/I&W Reporting/I&W Report Template.docx
+++ b/notebooks/I&W Reporting/I&W Report Template.docx
@@ -29,6 +29,9 @@
         </w:rPr>
         <w:t xml:space="preserve"> </w:t>
       </w:r>
+      <w:r>
+        <w:t>HTOC—[TITLE]/I&amp;W-YYYYMMDD-HHMM-A</w:t>
+      </w:r>
     </w:p>
     <w:p>
       <w:pPr>
@@ -80,6 +83,67 @@
       </w:r>
     </w:p>
     <w:p/>
+    <w:p>
+      <w:r>
+        <w:t>{{</w:t>
+      </w:r>
+      <w:r>
+        <w:rPr>
+          <w:b/>
+          <w:bCs/>
+        </w:rPr>
+        <w:t>ipaddress</w:t>
+      </w:r>
+      <w:r>
+        <w:t>}} resolves to a location under ASN {{</w:t>
+      </w:r>
+      <w:r>
+        <w:rPr>
+          <w:b/>
+          <w:bCs/>
+        </w:rPr>
+        <w:t>asn</w:t>
+      </w:r>
+      <w:r>
+        <w:t>}} ({{</w:t>
+      </w:r>
+      <w:r>
+        <w:rPr>
+          <w:b/>
+          <w:bCs/>
+        </w:rPr>
+        <w:t>whois</w:t>
+      </w:r>
+      <w:r>
+        <w:t>}}), with reverse DNS resolution to a domain of unknown reputation. {{</w:t>
+      </w:r>
+      <w:r>
+        <w:rPr>
+          <w:b/>
+          <w:bCs/>
+        </w:rPr>
+        <w:t>ipaddress</w:t>
+      </w:r>
+      <w:r>
+        <w:t>}} was identified as an indicator associated with a {{INPUT COMMON VULNERABILITY CODE}} exploitation campaign targeting a specific sector. According to available threat intelligence, {{</w:t>
+      </w:r>
+      <w:r>
+        <w:rPr>
+          <w:b/>
+          <w:bCs/>
+        </w:rPr>
+        <w:t>ipaddress</w:t>
+      </w:r>
+      <w:r>
+        <w:t>}} is potentially malicious and has been associated with ports {{INPUT PORTS}}. Further details and analysis regarding this indicator are provided below.</w:t>
+      </w:r>
+    </w:p>
+    <w:p/>
+    <w:p>
+      <w:r>
+        <w:t>[USER INPUT GOES HERE]</w:t>
+      </w:r>
+    </w:p>
     <w:p/>
     <w:p/>
     <w:p>
@@ -359,7 +423,17 @@
     </w:p>
     <w:p>
       <w:r>
-        <w:t>[SOURCES]</w:t>
+        <w:t>{{</w:t>
+      </w:r>
+      <w:r>
+        <w:rPr>
+          <w:b/>
+          <w:bCs/>
+        </w:rPr>
+        <w:t>weblink</w:t>
+      </w:r>
+      <w:r>
+        <w:t>}}</w:t>
       </w:r>
     </w:p>
     <w:p>
@@ -411,25 +485,7 @@
           <w:i/>
           <w:color w:val="808080" w:themeColor="background1" w:themeShade="80"/>
         </w:rPr>
-        <w:t xml:space="preserve">These reported observations are indicative of the indicator being detected within the observed entity's security logs.  Observations do not take into account any blocking actions or other mitigating </w:t>
-      </w:r>
-      <w:proofErr w:type="gramStart"/>
-      <w:r>
-        <w:rPr>
-          <w:bCs/>
-          <w:i/>
-          <w:color w:val="808080" w:themeColor="background1" w:themeShade="80"/>
-        </w:rPr>
-        <w:t>controls, and</w:t>
-      </w:r>
-      <w:proofErr w:type="gramEnd"/>
-      <w:r>
-        <w:rPr>
-          <w:bCs/>
-          <w:i/>
-          <w:color w:val="808080" w:themeColor="background1" w:themeShade="80"/>
-        </w:rPr>
-        <w:t xml:space="preserve"> are not proof of infection or compromise. HTOC recommends this observation be investigated to determine if associated with malicious activity or related to the previously reported malicious activity correlated to the indicator.</w:t>
+        <w:t>These reported observations are indicative of the indicator being detected within the observed entity's security logs.  Observations do not take into account any blocking actions or other mitigating controls, and are not proof of infection or compromise. HTOC recommends this observation be investigated to determine if associated with malicious activity or related to the previously reported malicious activity correlated to the indicator.</w:t>
       </w:r>
     </w:p>
     <w:p>
@@ -539,7 +595,6 @@
         <w:szCs w:val="24"/>
       </w:rPr>
     </w:pPr>
-    <w:proofErr w:type="gramStart"/>
     <w:r>
       <w:rPr>
         <w:b/>
@@ -550,7 +605,6 @@
       </w:rPr>
       <w:t>TLP:AMBER</w:t>
     </w:r>
-    <w:proofErr w:type="gramEnd"/>
   </w:p>
   <w:p>
     <w:pPr>
@@ -594,7 +648,6 @@
         <w:szCs w:val="24"/>
       </w:rPr>
     </w:pPr>
-    <w:proofErr w:type="gramStart"/>
     <w:r>
       <w:rPr>
         <w:b/>
@@ -605,7 +658,6 @@
       </w:rPr>
       <w:t>TLP:AMBER</w:t>
     </w:r>
-    <w:proofErr w:type="gramEnd"/>
   </w:p>
   <w:p>
     <w:pPr>
